--- a/server/templates/library/management-of-medication-policy/template.docx
+++ b/server/templates/library/management-of-medication-policy/template.docx
@@ -1811,7 +1811,7 @@
               <w:szCs w:val="16"/>
               <w:rtl w:val="0"/>
             </w:rPr>
-            <w:t>The Board of Spring 2 Health Pty Ltd</w:t>
+            <w:t>The Board of {org.legal_name}</w:t>
           </w:r>
           <w:r>
             <w:rPr>
@@ -2182,7 +2182,7 @@
         <w:szCs w:val="28"/>
         <w:rtl w:val="0"/>
       </w:rPr>
-      <w:t>Spring 2 Health ABN 71 665 820 986</w:t>
+      <w:t>{org.name} ABN {org.abn}</w:t>
     </w:r>
   </w:p>
   <w:p>

--- a/server/templates/library/management-of-medication-policy/template.docx
+++ b/server/templates/library/management-of-medication-policy/template.docx
@@ -2167,6 +2167,15 @@
 <w:hdr xmlns:mc="http://schemas.openxmlformats.org/markup-compatibility/2006" xmlns:o="urn:schemas-microsoft-com:office:office" xmlns:r="http://schemas.openxmlformats.org/officeDocument/2006/relationships" xmlns:m="http://schemas.openxmlformats.org/officeDocument/2006/math" xmlns:v="urn:schemas-microsoft-com:vml" xmlns:wp="http://schemas.openxmlformats.org/drawingml/2006/wordprocessingDrawing" xmlns:w10="urn:schemas-microsoft-com:office:word" xmlns:w="http://schemas.openxmlformats.org/wordprocessingml/2006/main" xmlns:wne="http://schemas.microsoft.com/office/word/2006/wordml" xmlns:sl="http://schemas.openxmlformats.org/schemaLibrary/2006/main" xmlns:a="http://schemas.openxmlformats.org/drawingml/2006/main" xmlns:pic="http://schemas.openxmlformats.org/drawingml/2006/picture" xmlns:c="http://schemas.openxmlformats.org/drawingml/2006/chart" xmlns:lc="http://schemas.openxmlformats.org/drawingml/2006/lockedCanvas" xmlns:dgm="http://schemas.openxmlformats.org/drawingml/2006/diagram" xmlns:wps="http://schemas.microsoft.com/office/word/2010/wordprocessingShape" xmlns:wpg="http://schemas.microsoft.com/office/word/2010/wordprocessingGroup" xmlns:w14="http://schemas.microsoft.com/office/word/2010/wordml" xmlns:w15="http://schemas.microsoft.com/office/word/2012/wordml">
   <w:p>
     <w:pPr>
+      <w:spacing w:before="0" w:after="80"/>
+      <w:jc w:val="left"/>
+    </w:pPr>
+    <w:r>
+      <w:t xml:space="preserve">{%org_logo}</w:t>
+    </w:r>
+  </w:p>
+  <w:p>
+    <w:pPr>
       <w:pageBreakBefore w:val="0"/>
       <w:spacing w:after="120" w:line="240" w:lineRule="auto"/>
       <w:rPr>
@@ -2210,6 +2219,15 @@
 
 <file path=word/header2.xml><?xml version="1.0" encoding="utf-8"?>
 <w:hdr xmlns:mc="http://schemas.openxmlformats.org/markup-compatibility/2006" xmlns:o="urn:schemas-microsoft-com:office:office" xmlns:r="http://schemas.openxmlformats.org/officeDocument/2006/relationships" xmlns:m="http://schemas.openxmlformats.org/officeDocument/2006/math" xmlns:v="urn:schemas-microsoft-com:vml" xmlns:wp="http://schemas.openxmlformats.org/drawingml/2006/wordprocessingDrawing" xmlns:w10="urn:schemas-microsoft-com:office:word" xmlns:w="http://schemas.openxmlformats.org/wordprocessingml/2006/main" xmlns:wne="http://schemas.microsoft.com/office/word/2006/wordml" xmlns:sl="http://schemas.openxmlformats.org/schemaLibrary/2006/main" xmlns:a="http://schemas.openxmlformats.org/drawingml/2006/main" xmlns:pic="http://schemas.openxmlformats.org/drawingml/2006/picture" xmlns:c="http://schemas.openxmlformats.org/drawingml/2006/chart" xmlns:lc="http://schemas.openxmlformats.org/drawingml/2006/lockedCanvas" xmlns:dgm="http://schemas.openxmlformats.org/drawingml/2006/diagram" xmlns:wps="http://schemas.microsoft.com/office/word/2010/wordprocessingShape" xmlns:wpg="http://schemas.microsoft.com/office/word/2010/wordprocessingGroup" xmlns:w14="http://schemas.microsoft.com/office/word/2010/wordml" xmlns:w15="http://schemas.microsoft.com/office/word/2012/wordml">
+  <w:p>
+    <w:pPr>
+      <w:spacing w:before="0" w:after="80"/>
+      <w:jc w:val="left"/>
+    </w:pPr>
+    <w:r>
+      <w:t xml:space="preserve">{%org_logo}</w:t>
+    </w:r>
+  </w:p>
   <w:p>
     <w:pPr>
       <w:keepNext w:val="0"/>

--- a/server/templates/library/management-of-medication-policy/template.docx
+++ b/server/templates/library/management-of-medication-policy/template.docx
@@ -1502,11 +1502,6 @@
         </w:rPr>
         <w:t>Legislation, Rules, Guidelines and Policies applies to this Policy and Related Documentation as set out in the Legislation Register.</w:t>
       </w:r>
-      <w:r>
-        <w:rPr>
-          <w:rtl w:val="0"/>
-        </w:rPr>
-      </w:r>
     </w:p>
     <w:p>
       <w:pPr>
@@ -1597,12 +1592,7 @@
         <w:rPr>
           <w:rtl w:val="0"/>
         </w:rPr>
-        <w:t>The Board of {org.legal_name}</w:t>
-      </w:r>
-      <w:r>
-        <w:rPr>
-          <w:rtl w:val="0"/>
-        </w:rPr>
+        <w:t>{org.signatory.name}, Director of {org.legal_name}</w:t>
       </w:r>
     </w:p>
     <w:p>
@@ -1684,11 +1674,6 @@
           <w:rtl w:val="0"/>
         </w:rPr>
         <w:t xml:space="preserve"> </w:t>
-      </w:r>
-      <w:r>
-        <w:rPr>
-          <w:rtl w:val="0"/>
-        </w:rPr>
       </w:r>
     </w:p>
     <w:sectPr>

--- a/server/templates/library/management-of-medication-policy/template.docx
+++ b/server/templates/library/management-of-medication-policy/template.docx
@@ -1502,6 +1502,11 @@
         </w:rPr>
         <w:t>Legislation, Rules, Guidelines and Policies applies to this Policy and Related Documentation as set out in the Legislation Register.</w:t>
       </w:r>
+      <w:r>
+        <w:rPr>
+          <w:rtl w:val="0"/>
+        </w:rPr>
+      </w:r>
     </w:p>
     <w:p>
       <w:pPr>
@@ -1592,7 +1597,12 @@
         <w:rPr>
           <w:rtl w:val="0"/>
         </w:rPr>
-        <w:t>{org.signatory.name}, Director of {org.legal_name}</w:t>
+        <w:t>The Board of {org.legal_name}</w:t>
+      </w:r>
+      <w:r>
+        <w:rPr>
+          <w:rtl w:val="0"/>
+        </w:rPr>
       </w:r>
     </w:p>
     <w:p>
@@ -1674,6 +1684,11 @@
           <w:rtl w:val="0"/>
         </w:rPr>
         <w:t xml:space="preserve"> </w:t>
+      </w:r>
+      <w:r>
+        <w:rPr>
+          <w:rtl w:val="0"/>
+        </w:rPr>
       </w:r>
     </w:p>
     <w:sectPr>
